--- a/docs/wallet_app_documentation.docx
+++ b/docs/wallet_app_documentation.docx
@@ -2545,6 +2545,9 @@
       <w:pPr>
         <w:spacing w:after="0"/>
         <w:jc w:val="both"/>
+        <w:rPr>
+          <w:lang w:val="en-US"/>
+        </w:rPr>
       </w:pPr>
       <w:r>
         <w:t xml:space="preserve">Το </w:t>
@@ -2565,22 +2568,25 @@
         <w:t xml:space="preserve">ήδη </w:t>
       </w:r>
       <w:r>
-        <w:t>καταχωρημένων και προβολή στατιστικών.</w:t>
-      </w:r>
-    </w:p>
-    <w:p>
-      <w:pPr>
-        <w:spacing w:after="0"/>
-        <w:jc w:val="both"/>
-      </w:pPr>
-    </w:p>
-    <w:p>
-      <w:pPr>
-        <w:spacing w:after="0"/>
-        <w:jc w:val="both"/>
-      </w:pPr>
-      <w:r>
-        <w:t xml:space="preserve"> </w:t>
+        <w:t>καταχωρημένων και προβολή στατιστικών</w:t>
+      </w:r>
+      <w:r>
+        <w:t xml:space="preserve">, </w:t>
+      </w:r>
+      <w:r>
+        <w:t>όπως  και ορισμένες γενικές συμβουλές</w:t>
+      </w:r>
+      <w:r>
+        <w:t>.</w:t>
+      </w:r>
+      <w:r>
+        <w:t xml:space="preserve"> Ενδεικτικά:</w:t>
+      </w:r>
+      <w:r>
+        <w:br/>
+      </w:r>
+      <w:r>
+        <w:br/>
       </w:r>
       <w:r>
         <w:rPr>
@@ -2588,10 +2594,10 @@
           <w:lang w:val="en-US"/>
         </w:rPr>
         <w:drawing>
-          <wp:inline distT="0" distB="0" distL="0" distR="0" wp14:anchorId="75688B6B" wp14:editId="46B97411">
-            <wp:extent cx="2070804" cy="2269671"/>
-            <wp:effectExtent l="0" t="0" r="5715" b="0"/>
-            <wp:docPr id="2021874254" name="Picture 3"/>
+          <wp:inline distT="0" distB="0" distL="0" distR="0" wp14:anchorId="68594147" wp14:editId="76D7034C">
+            <wp:extent cx="3322742" cy="3124200"/>
+            <wp:effectExtent l="0" t="0" r="0" b="0"/>
+            <wp:docPr id="1246270701" name="Picture 1"/>
             <wp:cNvGraphicFramePr>
               <a:graphicFrameLocks xmlns:a="http://schemas.openxmlformats.org/drawingml/2006/main" noChangeAspect="1"/>
             </wp:cNvGraphicFramePr>
@@ -2599,29 +2605,36 @@
               <a:graphicData uri="http://schemas.openxmlformats.org/drawingml/2006/picture">
                 <pic:pic xmlns:pic="http://schemas.openxmlformats.org/drawingml/2006/picture">
                   <pic:nvPicPr>
-                    <pic:cNvPr id="2021874254" name="Picture 2021874254"/>
-                    <pic:cNvPicPr/>
+                    <pic:cNvPr id="0" name="Picture 1"/>
+                    <pic:cNvPicPr>
+                      <a:picLocks noChangeAspect="1" noChangeArrowheads="1"/>
+                    </pic:cNvPicPr>
                   </pic:nvPicPr>
                   <pic:blipFill>
-                    <a:blip r:embed="rId6">
+                    <a:blip r:embed="rId6" cstate="print">
                       <a:extLst>
                         <a:ext uri="{28A0092B-C50C-407E-A947-70E740481C1C}">
                           <a14:useLocalDpi xmlns:a14="http://schemas.microsoft.com/office/drawing/2010/main" val="0"/>
                         </a:ext>
                       </a:extLst>
                     </a:blip>
+                    <a:srcRect/>
                     <a:stretch>
                       <a:fillRect/>
                     </a:stretch>
                   </pic:blipFill>
-                  <pic:spPr>
+                  <pic:spPr bwMode="auto">
                     <a:xfrm>
                       <a:off x="0" y="0"/>
-                      <a:ext cx="2079887" cy="2279626"/>
+                      <a:ext cx="3333907" cy="3134698"/>
                     </a:xfrm>
                     <a:prstGeom prst="rect">
                       <a:avLst/>
                     </a:prstGeom>
+                    <a:noFill/>
+                    <a:ln>
+                      <a:noFill/>
+                    </a:ln>
                   </pic:spPr>
                 </pic:pic>
               </a:graphicData>
@@ -2629,15 +2642,24 @@
           </wp:inline>
         </w:drawing>
       </w:r>
-      <w:r>
-        <w:t xml:space="preserve"> </w:t>
-      </w:r>
-    </w:p>
-    <w:p>
-      <w:pPr>
-        <w:spacing w:after="0"/>
-        <w:jc w:val="both"/>
-      </w:pPr>
+    </w:p>
+    <w:p>
+      <w:pPr>
+        <w:spacing w:after="0"/>
+        <w:jc w:val="both"/>
+      </w:pPr>
+    </w:p>
+    <w:p>
+      <w:pPr>
+        <w:spacing w:after="0"/>
+        <w:jc w:val="both"/>
+      </w:pPr>
+      <w:r>
+        <w:t xml:space="preserve"> </w:t>
+      </w:r>
+      <w:r>
+        <w:t xml:space="preserve"> </w:t>
+      </w:r>
     </w:p>
     <w:p>
       <w:pPr>
@@ -2754,93 +2776,47 @@
           <w:lang w:val="en-US"/>
         </w:rPr>
       </w:pPr>
-    </w:p>
-    <w:p>
-      <w:pPr>
-        <w:spacing w:after="0"/>
-        <w:jc w:val="both"/>
-        <w:rPr>
-          <w:lang w:val="en-US"/>
-        </w:rPr>
-      </w:pPr>
-    </w:p>
-    <w:p>
-      <w:pPr>
-        <w:spacing w:after="0"/>
-        <w:jc w:val="both"/>
-        <w:rPr>
-          <w:lang w:val="en-US"/>
-        </w:rPr>
-      </w:pPr>
-    </w:p>
-    <w:p>
-      <w:pPr>
-        <w:spacing w:after="0"/>
-        <w:jc w:val="both"/>
-        <w:rPr>
-          <w:lang w:val="en-US"/>
-        </w:rPr>
-      </w:pPr>
-    </w:p>
-    <w:p>
-      <w:pPr>
-        <w:spacing w:after="0"/>
-        <w:jc w:val="both"/>
-        <w:rPr>
-          <w:lang w:val="en-US"/>
-        </w:rPr>
-      </w:pPr>
-    </w:p>
-    <w:p>
-      <w:pPr>
-        <w:spacing w:after="0"/>
-        <w:jc w:val="both"/>
-        <w:rPr>
-          <w:lang w:val="en-US"/>
-        </w:rPr>
-      </w:pPr>
-    </w:p>
-    <w:p>
-      <w:pPr>
-        <w:spacing w:after="0"/>
-        <w:jc w:val="both"/>
-        <w:rPr>
-          <w:lang w:val="en-US"/>
-        </w:rPr>
-      </w:pPr>
-    </w:p>
-    <w:p>
-      <w:pPr>
-        <w:spacing w:after="0"/>
-        <w:jc w:val="both"/>
-        <w:rPr>
-          <w:lang w:val="en-US"/>
-        </w:rPr>
-      </w:pPr>
-      <w:r>
-        <w:t>Από το περιβάλλον ανασκόπησης εγγραφών, ο χρήστης έχει τη δυνατότητα προβολής ανάλυσης όλων των εγγραφών ανά ομάδα κλάσεων. Ενδεικτικά:</w:t>
-      </w:r>
-    </w:p>
-    <w:p>
-      <w:pPr>
-        <w:spacing w:after="0"/>
-        <w:jc w:val="both"/>
-        <w:rPr>
-          <w:lang w:val="en-US"/>
-        </w:rPr>
-      </w:pPr>
-      <w:r>
-        <w:br/>
-      </w:r>
+      <w:r>
+        <w:lastRenderedPageBreak/>
+        <w:t>Από το περιβάλλον ανασκόπησης εγγραφών, ο χρήστης έχει τη δυνατότητα προβολής ανάλυσης όλων των εγγραφών ανά ομάδα κλάσεων</w:t>
+      </w:r>
+      <w:r>
+        <w:t xml:space="preserve">, </w:t>
+      </w:r>
+      <w:r>
+        <w:t>ημερομηνία κοκ</w:t>
+      </w:r>
+      <w:r>
+        <w:t>. Ενδεικτικά:</w:t>
+      </w:r>
+    </w:p>
+    <w:p>
+      <w:pPr>
+        <w:spacing w:after="0"/>
+        <w:jc w:val="both"/>
+        <w:rPr>
+          <w:lang w:val="en-US"/>
+        </w:rPr>
+      </w:pPr>
+    </w:p>
+    <w:p>
+      <w:pPr>
+        <w:spacing w:after="0"/>
+        <w:jc w:val="both"/>
+        <w:rPr>
+          <w:lang w:val="en-US"/>
+        </w:rPr>
+      </w:pPr>
       <w:r>
         <w:rPr>
           <w:noProof/>
+          <w:lang w:val="en-US"/>
         </w:rPr>
         <w:drawing>
-          <wp:inline distT="0" distB="0" distL="0" distR="0" wp14:anchorId="7E77AB13" wp14:editId="5E139995">
-            <wp:extent cx="5731510" cy="2909570"/>
-            <wp:effectExtent l="0" t="0" r="2540" b="5080"/>
-            <wp:docPr id="1439846544" name="Picture 2"/>
+          <wp:inline distT="0" distB="0" distL="0" distR="0" wp14:anchorId="6086AD6B" wp14:editId="507014B3">
+            <wp:extent cx="6144078" cy="3265170"/>
+            <wp:effectExtent l="0" t="0" r="9525" b="0"/>
+            <wp:docPr id="1003406657" name="Picture 2"/>
             <wp:cNvGraphicFramePr>
               <a:graphicFrameLocks xmlns:a="http://schemas.openxmlformats.org/drawingml/2006/main" noChangeAspect="1"/>
             </wp:cNvGraphicFramePr>
@@ -2848,8 +2824,10 @@
               <a:graphicData uri="http://schemas.openxmlformats.org/drawingml/2006/picture">
                 <pic:pic xmlns:pic="http://schemas.openxmlformats.org/drawingml/2006/picture">
                   <pic:nvPicPr>
-                    <pic:cNvPr id="1439846544" name="Picture 1439846544"/>
-                    <pic:cNvPicPr/>
+                    <pic:cNvPr id="0" name="Picture 2"/>
+                    <pic:cNvPicPr>
+                      <a:picLocks noChangeAspect="1" noChangeArrowheads="1"/>
+                    </pic:cNvPicPr>
                   </pic:nvPicPr>
                   <pic:blipFill>
                     <a:blip r:embed="rId8" cstate="print">
@@ -2859,18 +2837,23 @@
                         </a:ext>
                       </a:extLst>
                     </a:blip>
+                    <a:srcRect/>
                     <a:stretch>
                       <a:fillRect/>
                     </a:stretch>
                   </pic:blipFill>
-                  <pic:spPr>
+                  <pic:spPr bwMode="auto">
                     <a:xfrm>
                       <a:off x="0" y="0"/>
-                      <a:ext cx="5731510" cy="2909570"/>
+                      <a:ext cx="6159507" cy="3273370"/>
                     </a:xfrm>
                     <a:prstGeom prst="rect">
                       <a:avLst/>
                     </a:prstGeom>
+                    <a:noFill/>
+                    <a:ln>
+                      <a:noFill/>
+                    </a:ln>
                   </pic:spPr>
                 </pic:pic>
               </a:graphicData>
@@ -2883,18 +2866,15 @@
       <w:pPr>
         <w:spacing w:after="0"/>
         <w:jc w:val="both"/>
-        <w:rPr>
-          <w:lang w:val="en-US"/>
-        </w:rPr>
-      </w:pPr>
-    </w:p>
-    <w:p>
-      <w:pPr>
-        <w:spacing w:after="0"/>
-        <w:jc w:val="both"/>
-        <w:rPr>
-          <w:lang w:val="en-US"/>
-        </w:rPr>
+      </w:pPr>
+      <w:r>
+        <w:br/>
+      </w:r>
+    </w:p>
+    <w:p>
+      <w:pPr>
+        <w:spacing w:after="0"/>
+        <w:jc w:val="both"/>
       </w:pPr>
       <w:r>
         <w:t xml:space="preserve">Η επεξεργασία – διαγραφή καταχωρημένων εγγραφών γίνεται με τη χρήση των κατάλληλων επιλογών από το </w:t>
@@ -2934,18 +2914,12 @@
       <w:pPr>
         <w:spacing w:after="0"/>
         <w:jc w:val="both"/>
-        <w:rPr>
-          <w:lang w:val="en-US"/>
-        </w:rPr>
-      </w:pPr>
-    </w:p>
-    <w:p>
-      <w:pPr>
-        <w:spacing w:after="0"/>
-        <w:jc w:val="both"/>
-        <w:rPr>
-          <w:lang w:val="en-US"/>
-        </w:rPr>
+      </w:pPr>
+    </w:p>
+    <w:p>
+      <w:pPr>
+        <w:spacing w:after="0"/>
+        <w:jc w:val="both"/>
       </w:pPr>
       <w:r>
         <w:t xml:space="preserve">Επί πρόσθετα, στην κορυφή του εν λόγω </w:t>
@@ -3006,9 +2980,6 @@
       <w:pPr>
         <w:spacing w:after="0"/>
         <w:jc w:val="both"/>
-        <w:rPr>
-          <w:lang w:val="en-US"/>
-        </w:rPr>
       </w:pPr>
     </w:p>
     <w:p>
@@ -3092,10 +3063,7 @@
         <w:t>Figure</w:t>
       </w:r>
       <w:r>
-        <w:t xml:space="preserve"> &amp; </w:t>
-      </w:r>
-      <w:r>
-        <w:t>FigureCanvasTkAgg</w:t>
+        <w:t xml:space="preserve"> &amp; FigureCanvasTkAgg</w:t>
       </w:r>
       <w:r>
         <w:t xml:space="preserve">, μέρος της </w:t>
@@ -3135,9 +3103,6 @@
       <w:pPr>
         <w:spacing w:after="0"/>
         <w:jc w:val="both"/>
-        <w:rPr>
-          <w:lang w:val="en-US"/>
-        </w:rPr>
       </w:pPr>
       <w:r>
         <w:t xml:space="preserve">Με χρήση </w:t>
@@ -3237,80 +3202,48 @@
       <w:pPr>
         <w:spacing w:after="0"/>
         <w:jc w:val="both"/>
-        <w:rPr>
-          <w:lang w:val="en-US"/>
-        </w:rPr>
-      </w:pPr>
-    </w:p>
-    <w:p>
-      <w:pPr>
-        <w:spacing w:after="0"/>
-        <w:jc w:val="both"/>
-        <w:rPr>
-          <w:lang w:val="en-US"/>
-        </w:rPr>
-      </w:pPr>
-    </w:p>
-    <w:p>
-      <w:pPr>
-        <w:spacing w:after="0"/>
-        <w:jc w:val="both"/>
-        <w:rPr>
-          <w:lang w:val="en-US"/>
-        </w:rPr>
-      </w:pPr>
-    </w:p>
-    <w:p>
-      <w:pPr>
-        <w:spacing w:after="0"/>
-        <w:jc w:val="both"/>
-        <w:rPr>
-          <w:lang w:val="en-US"/>
-        </w:rPr>
-      </w:pPr>
-    </w:p>
-    <w:p>
-      <w:pPr>
-        <w:spacing w:after="0"/>
-        <w:jc w:val="both"/>
-        <w:rPr>
-          <w:lang w:val="en-US"/>
-        </w:rPr>
-      </w:pPr>
-    </w:p>
-    <w:p>
-      <w:pPr>
-        <w:spacing w:after="0"/>
-        <w:jc w:val="both"/>
-        <w:rPr>
-          <w:lang w:val="en-US"/>
-        </w:rPr>
-      </w:pPr>
-    </w:p>
-    <w:p>
-      <w:pPr>
-        <w:spacing w:after="0"/>
-        <w:jc w:val="both"/>
-        <w:rPr>
-          <w:lang w:val="en-US"/>
-        </w:rPr>
-      </w:pPr>
-    </w:p>
-    <w:p>
-      <w:pPr>
-        <w:spacing w:after="0"/>
-        <w:jc w:val="both"/>
-        <w:rPr>
-          <w:b/>
-          <w:bCs/>
-          <w:lang w:val="en-US"/>
-        </w:rPr>
-      </w:pPr>
-      <w:r>
-        <w:rPr>
-          <w:b/>
-          <w:bCs/>
-          <w:lang w:val="en-US"/>
+      </w:pPr>
+    </w:p>
+    <w:p>
+      <w:pPr>
+        <w:spacing w:after="0"/>
+        <w:jc w:val="both"/>
+      </w:pPr>
+    </w:p>
+    <w:p>
+      <w:pPr>
+        <w:spacing w:after="0"/>
+        <w:jc w:val="both"/>
+      </w:pPr>
+    </w:p>
+    <w:p>
+      <w:pPr>
+        <w:spacing w:after="0"/>
+        <w:jc w:val="both"/>
+      </w:pPr>
+    </w:p>
+    <w:p>
+      <w:pPr>
+        <w:spacing w:after="0"/>
+        <w:jc w:val="both"/>
+        <w:rPr>
+          <w:lang w:val="en-US"/>
+        </w:rPr>
+      </w:pPr>
+    </w:p>
+    <w:p>
+      <w:pPr>
+        <w:spacing w:after="0"/>
+        <w:jc w:val="both"/>
+        <w:rPr>
+          <w:b/>
+          <w:bCs/>
+        </w:rPr>
+      </w:pPr>
+      <w:r>
+        <w:rPr>
+          <w:b/>
+          <w:bCs/>
         </w:rPr>
         <w:lastRenderedPageBreak/>
         <w:t xml:space="preserve">2. </w:t>
@@ -3330,7 +3263,6 @@
         <w:rPr>
           <w:b/>
           <w:bCs/>
-          <w:lang w:val="en-US"/>
         </w:rPr>
       </w:pPr>
     </w:p>
@@ -3522,9 +3454,6 @@
       <w:pPr>
         <w:spacing w:after="0"/>
         <w:jc w:val="both"/>
-        <w:rPr>
-          <w:lang w:val="en-US"/>
-        </w:rPr>
       </w:pPr>
       <w:r>
         <w:t xml:space="preserve">Ασχολήθηκε με τη δημιουργία του γραφικού περιβάλλοντος </w:t>
@@ -3633,9 +3562,6 @@
       <w:pPr>
         <w:spacing w:after="0"/>
         <w:jc w:val="both"/>
-        <w:rPr>
-          <w:lang w:val="en-US"/>
-        </w:rPr>
       </w:pPr>
     </w:p>
     <w:p>
@@ -4326,178 +4252,10 @@
       <w:pPr>
         <w:spacing w:after="0"/>
         <w:jc w:val="both"/>
-        <w:rPr>
-          <w:lang w:val="en-US"/>
-        </w:rPr>
       </w:pPr>
       <w:r>
         <w:t>Το γραφικό περιβάλλον είναι λειτουργικό αλλά όχι πλήρως βελτιστοποιημένο ως προς την αισθητική, τη responsive συμπεριφορά και τη συνολική εμπειρία χρήστη.</w:t>
       </w:r>
-    </w:p>
-    <w:p>
-      <w:pPr>
-        <w:spacing w:after="0"/>
-        <w:jc w:val="both"/>
-        <w:rPr>
-          <w:lang w:val="en-US"/>
-        </w:rPr>
-      </w:pPr>
-    </w:p>
-    <w:p>
-      <w:pPr>
-        <w:spacing w:after="0"/>
-        <w:jc w:val="both"/>
-        <w:rPr>
-          <w:lang w:val="en-US"/>
-        </w:rPr>
-      </w:pPr>
-    </w:p>
-    <w:p>
-      <w:pPr>
-        <w:spacing w:after="0"/>
-        <w:jc w:val="both"/>
-        <w:rPr>
-          <w:lang w:val="en-US"/>
-        </w:rPr>
-      </w:pPr>
-    </w:p>
-    <w:p>
-      <w:pPr>
-        <w:spacing w:after="0"/>
-        <w:jc w:val="both"/>
-      </w:pPr>
-    </w:p>
-    <w:p>
-      <w:pPr>
-        <w:spacing w:after="0"/>
-        <w:jc w:val="both"/>
-      </w:pPr>
-    </w:p>
-    <w:p>
-      <w:pPr>
-        <w:spacing w:after="0"/>
-        <w:jc w:val="both"/>
-      </w:pPr>
-    </w:p>
-    <w:p>
-      <w:pPr>
-        <w:spacing w:after="0"/>
-        <w:jc w:val="both"/>
-      </w:pPr>
-    </w:p>
-    <w:p>
-      <w:pPr>
-        <w:spacing w:after="0"/>
-        <w:jc w:val="both"/>
-      </w:pPr>
-    </w:p>
-    <w:p>
-      <w:pPr>
-        <w:spacing w:after="0"/>
-        <w:jc w:val="both"/>
-      </w:pPr>
-    </w:p>
-    <w:p>
-      <w:pPr>
-        <w:spacing w:after="0"/>
-        <w:jc w:val="both"/>
-      </w:pPr>
-    </w:p>
-    <w:p>
-      <w:pPr>
-        <w:spacing w:after="0"/>
-        <w:jc w:val="both"/>
-      </w:pPr>
-    </w:p>
-    <w:p>
-      <w:pPr>
-        <w:spacing w:after="0"/>
-        <w:jc w:val="both"/>
-      </w:pPr>
-    </w:p>
-    <w:p>
-      <w:pPr>
-        <w:spacing w:after="0"/>
-        <w:jc w:val="both"/>
-      </w:pPr>
-    </w:p>
-    <w:p>
-      <w:pPr>
-        <w:spacing w:after="0"/>
-        <w:jc w:val="both"/>
-      </w:pPr>
-    </w:p>
-    <w:p>
-      <w:pPr>
-        <w:spacing w:after="0"/>
-        <w:jc w:val="both"/>
-      </w:pPr>
-    </w:p>
-    <w:p>
-      <w:pPr>
-        <w:spacing w:after="0"/>
-        <w:jc w:val="both"/>
-      </w:pPr>
-    </w:p>
-    <w:p>
-      <w:pPr>
-        <w:spacing w:after="0"/>
-        <w:jc w:val="both"/>
-      </w:pPr>
-    </w:p>
-    <w:p>
-      <w:pPr>
-        <w:spacing w:after="0"/>
-        <w:jc w:val="both"/>
-      </w:pPr>
-    </w:p>
-    <w:p>
-      <w:pPr>
-        <w:spacing w:after="0"/>
-        <w:jc w:val="both"/>
-      </w:pPr>
-    </w:p>
-    <w:p>
-      <w:pPr>
-        <w:spacing w:after="0"/>
-        <w:jc w:val="both"/>
-      </w:pPr>
-    </w:p>
-    <w:p>
-      <w:pPr>
-        <w:spacing w:after="0"/>
-        <w:jc w:val="both"/>
-      </w:pPr>
-    </w:p>
-    <w:p>
-      <w:pPr>
-        <w:spacing w:after="0"/>
-        <w:jc w:val="both"/>
-      </w:pPr>
-    </w:p>
-    <w:p>
-      <w:pPr>
-        <w:spacing w:after="0"/>
-        <w:jc w:val="both"/>
-      </w:pPr>
-    </w:p>
-    <w:p>
-      <w:pPr>
-        <w:spacing w:after="0"/>
-        <w:jc w:val="both"/>
-      </w:pPr>
-    </w:p>
-    <w:p>
-      <w:pPr>
-        <w:spacing w:after="0"/>
-        <w:jc w:val="both"/>
-      </w:pPr>
-    </w:p>
-    <w:p>
-      <w:pPr>
-        <w:spacing w:after="0"/>
-        <w:jc w:val="both"/>
-      </w:pPr>
     </w:p>
     <w:p>
       <w:pPr>
@@ -4537,7 +4295,6 @@
           <w:b/>
           <w:bCs/>
         </w:rPr>
-        <w:lastRenderedPageBreak/>
         <w:t>Πηγές, αναφορές</w:t>
       </w:r>
     </w:p>
@@ -6153,6 +5910,7 @@
   <w:style w:type="character" w:default="1" w:styleId="DefaultParagraphFont">
     <w:name w:val="Default Paragraph Font"/>
     <w:uiPriority w:val="1"/>
+    <w:semiHidden/>
     <w:unhideWhenUsed/>
   </w:style>
   <w:style w:type="table" w:default="1" w:styleId="TableNormal">
